--- a/packages/docs/static/decision-guides/access-control.docx
+++ b/packages/docs/static/decision-guides/access-control.docx
@@ -11,18 +11,18 @@
           <wp:inline>
             <wp:extent cx="5943600" cy="1289649"/>
             <wp:effectExtent b="0" l="0" r="0" t="0"/>
-            <wp:docPr descr="Medplum" title="" id="10" name="Picture"/>
+            <wp:docPr descr="Medplum" title="" id="21" name="Picture"/>
             <a:graphic>
               <a:graphicData uri="http://schemas.openxmlformats.org/drawingml/2006/picture">
                 <pic:pic>
                   <pic:nvPicPr>
-                    <pic:cNvPr descr="medplum-wordmark-grape.png" id="11" name="Picture"/>
+                    <pic:cNvPr descr="medplum-wordmark-grape.png" id="22" name="Picture"/>
                     <pic:cNvPicPr>
                       <a:picLocks noChangeArrowheads="1" noChangeAspect="1"/>
                     </pic:cNvPicPr>
                   </pic:nvPicPr>
                   <pic:blipFill>
-                    <a:blip r:embed="rId9"/>
+                    <a:blip r:embed="rId20"/>
                     <a:stretch>
                       <a:fillRect/>
                     </a:stretch>
@@ -49,7 +49,7 @@
         </w:drawing>
       </w:r>
     </w:p>
-    <w:bookmarkStart w:id="24" w:name="access-control-decision-guide"/>
+    <w:bookmarkStart w:id="35" w:name="access-control-decision-guide"/>
     <w:p>
       <w:pPr>
         <w:pStyle w:val="Heading1"/>
@@ -64,44 +64,44 @@
       </w:pPr>
       <w:r>
         <w:rPr>
+          <w:iCs/>
           <w:i/>
-          <w:iCs/>
         </w:rPr>
         <w:t xml:space="preserve">Companion to the</w:t>
       </w:r>
       <w:r>
         <w:rPr>
+          <w:iCs/>
           <w:i/>
-          <w:iCs/>
         </w:rPr>
         <w:t xml:space="preserve"> </w:t>
       </w:r>
-      <w:hyperlink r:id="rId12">
+      <w:hyperlink r:id="rId23">
         <w:r>
           <w:rPr>
             <w:rStyle w:val="Hyperlink"/>
+            <w:iCs/>
             <w:i/>
-            <w:iCs/>
           </w:rPr>
           <w:t xml:space="preserve">Authorization and Access Control</w:t>
         </w:r>
       </w:hyperlink>
       <w:r>
         <w:rPr>
+          <w:iCs/>
           <w:i/>
-          <w:iCs/>
         </w:rPr>
         <w:t xml:space="preserve"> </w:t>
       </w:r>
       <w:r>
         <w:rPr>
+          <w:iCs/>
           <w:i/>
-          <w:iCs/>
         </w:rPr>
         <w:t xml:space="preserve">docs.</w:t>
       </w:r>
     </w:p>
-    <w:bookmarkStart w:id="13" w:name="section-1-use-case-participants"/>
+    <w:bookmarkStart w:id="24" w:name="section-1-use-case-participants"/>
     <w:p>
       <w:pPr>
         <w:pStyle w:val="Heading2"/>
@@ -116,19 +116,19 @@
       </w:pPr>
       <w:r>
         <w:rPr>
+          <w:bCs/>
           <w:b/>
-          <w:bCs/>
         </w:rPr>
         <w:t xml:space="preserve">1.1 Who are the users?</w:t>
       </w:r>
     </w:p>
     <w:p>
       <w:pPr>
-        <w:pStyle w:val="Compact"/>
         <w:numPr>
           <w:ilvl w:val="0"/>
           <w:numId w:val="1001"/>
         </w:numPr>
+        <w:pStyle w:val="Compact"/>
       </w:pPr>
       <w:r>
         <w:t xml:space="preserve">Patients only</w:t>
@@ -136,11 +136,11 @@
     </w:p>
     <w:p>
       <w:pPr>
-        <w:pStyle w:val="Compact"/>
         <w:numPr>
           <w:ilvl w:val="0"/>
           <w:numId w:val="1001"/>
         </w:numPr>
+        <w:pStyle w:val="Compact"/>
       </w:pPr>
       <w:r>
         <w:t xml:space="preserve">Providers / staff / partners (clients or outside vendors) only</w:t>
@@ -148,11 +148,11 @@
     </w:p>
     <w:p>
       <w:pPr>
-        <w:pStyle w:val="Compact"/>
         <w:numPr>
           <w:ilvl w:val="0"/>
           <w:numId w:val="1001"/>
         </w:numPr>
+        <w:pStyle w:val="Compact"/>
       </w:pPr>
       <w:r>
         <w:t xml:space="preserve">Both</w:t>
@@ -164,19 +164,19 @@
       </w:pPr>
       <w:r>
         <w:rPr>
+          <w:bCs/>
           <w:b/>
-          <w:bCs/>
         </w:rPr>
         <w:t xml:space="preserve">1.2 What is your organizational structure?</w:t>
       </w:r>
     </w:p>
     <w:p>
       <w:pPr>
-        <w:pStyle w:val="Compact"/>
         <w:numPr>
           <w:ilvl w:val="0"/>
           <w:numId w:val="1002"/>
         </w:numPr>
+        <w:pStyle w:val="Compact"/>
       </w:pPr>
       <w:r>
         <w:t xml:space="preserve">Single organization</w:t>
@@ -184,11 +184,11 @@
     </w:p>
     <w:p>
       <w:pPr>
-        <w:pStyle w:val="Compact"/>
         <w:numPr>
           <w:ilvl w:val="0"/>
           <w:numId w:val="1002"/>
         </w:numPr>
+        <w:pStyle w:val="Compact"/>
       </w:pPr>
       <w:r>
         <w:t xml:space="preserve">Multiple locations of one organization</w:t>
@@ -196,11 +196,11 @@
     </w:p>
     <w:p>
       <w:pPr>
-        <w:pStyle w:val="Compact"/>
         <w:numPr>
           <w:ilvl w:val="0"/>
           <w:numId w:val="1002"/>
         </w:numPr>
+        <w:pStyle w:val="Compact"/>
       </w:pPr>
       <w:r>
         <w:t xml:space="preserve">Multiple independent organizations (MSO-style)</w:t>
@@ -208,11 +208,11 @@
     </w:p>
     <w:p>
       <w:pPr>
-        <w:pStyle w:val="Compact"/>
         <w:numPr>
           <w:ilvl w:val="0"/>
           <w:numId w:val="1002"/>
         </w:numPr>
+        <w:pStyle w:val="Compact"/>
       </w:pPr>
       <w:r>
         <w:t xml:space="preserve">Departments or service lines within one organization</w:t>
@@ -220,11 +220,11 @@
     </w:p>
     <w:p>
       <w:pPr>
-        <w:pStyle w:val="Compact"/>
         <w:numPr>
           <w:ilvl w:val="0"/>
           <w:numId w:val="1002"/>
         </w:numPr>
+        <w:pStyle w:val="Compact"/>
       </w:pPr>
       <w:r>
         <w:t xml:space="preserve">Combination</w:t>
@@ -236,8 +236,8 @@
       </w:pPr>
       <w:r>
         <w:rPr>
+          <w:iCs/>
           <w:i/>
-          <w:iCs/>
         </w:rPr>
         <w:t xml:space="preserve">Why: biggest driver of downstream design. If single org with no internal isolation, skip Section 2.</w:t>
       </w:r>
@@ -249,8 +249,8 @@
         </w:pict>
       </w:r>
     </w:p>
-    <w:bookmarkEnd w:id="13"/>
-    <w:bookmarkStart w:id="18" w:name="section-2-multi-tenancy"/>
+    <w:bookmarkEnd w:id="24"/>
+    <w:bookmarkStart w:id="29" w:name="section-2-multi-tenancy"/>
     <w:p>
       <w:pPr>
         <w:pStyle w:val="Heading2"/>
@@ -265,8 +265,8 @@
       </w:pPr>
       <w:r>
         <w:rPr>
+          <w:iCs/>
           <w:i/>
-          <w:iCs/>
         </w:rPr>
         <w:t xml:space="preserve">Skip if single-organization with no internal isolation.</w:t>
       </w:r>
@@ -283,8 +283,8 @@
       </w:r>
       <w:r>
         <w:rPr>
+          <w:bCs/>
           <w:b/>
-          <w:bCs/>
         </w:rPr>
         <w:t xml:space="preserve">compartments</w:t>
       </w:r>
@@ -310,32 +310,32 @@
       </w:pPr>
       <w:r>
         <w:rPr>
+          <w:bCs/>
           <w:b/>
-          <w:bCs/>
         </w:rPr>
         <w:t xml:space="preserve">Design principle (from</w:t>
       </w:r>
       <w:r>
         <w:rPr>
+          <w:bCs/>
           <w:b/>
-          <w:bCs/>
         </w:rPr>
         <w:t xml:space="preserve"> </w:t>
       </w:r>
-      <w:hyperlink r:id="rId14">
+      <w:hyperlink r:id="rId25">
         <w:r>
           <w:rPr>
             <w:rStyle w:val="Hyperlink"/>
+            <w:bCs/>
             <w:b/>
-            <w:bCs/>
           </w:rPr>
           <w:t xml:space="preserve">Medplum docs</w:t>
         </w:r>
       </w:hyperlink>
       <w:r>
         <w:rPr>
+          <w:bCs/>
           <w:b/>
-          <w:bCs/>
         </w:rPr>
         <w:t xml:space="preserve">):</w:t>
       </w:r>
@@ -363,7 +363,7 @@
       <w:r>
         <w:t xml:space="preserve"> </w:t>
       </w:r>
-      <w:hyperlink r:id="rId15">
+      <w:hyperlink r:id="rId26">
         <w:r>
           <w:rPr>
             <w:rStyle w:val="Hyperlink"/>
@@ -397,7 +397,7 @@
         </w:pict>
       </w:r>
     </w:p>
-    <w:bookmarkStart w:id="16" w:name="a-tenant-modeling"/>
+    <w:bookmarkStart w:id="27" w:name="a-tenant-modeling"/>
     <w:p>
       <w:pPr>
         <w:pStyle w:val="Heading3"/>
@@ -412,19 +412,19 @@
       </w:pPr>
       <w:r>
         <w:rPr>
+          <w:bCs/>
           <w:b/>
-          <w:bCs/>
         </w:rPr>
         <w:t xml:space="preserve">Questions:</w:t>
       </w:r>
     </w:p>
     <w:p>
       <w:pPr>
-        <w:pStyle w:val="Compact"/>
         <w:numPr>
           <w:ilvl w:val="0"/>
           <w:numId w:val="1003"/>
         </w:numPr>
+        <w:pStyle w:val="Compact"/>
       </w:pPr>
       <w:r>
         <w:t xml:space="preserve">Internal term for tenants? (clinics, programs, sites, accounts)</w:t>
@@ -432,11 +432,11 @@
     </w:p>
     <w:p>
       <w:pPr>
-        <w:pStyle w:val="Compact"/>
         <w:numPr>
           <w:ilvl w:val="0"/>
           <w:numId w:val="1003"/>
         </w:numPr>
+        <w:pStyle w:val="Compact"/>
       </w:pPr>
       <w:r>
         <w:t xml:space="preserve">Grouping is organizational, functional, or per-patient?</w:t>
@@ -444,11 +444,11 @@
     </w:p>
     <w:p>
       <w:pPr>
-        <w:pStyle w:val="Compact"/>
         <w:numPr>
           <w:ilvl w:val="0"/>
           <w:numId w:val="1003"/>
         </w:numPr>
+        <w:pStyle w:val="Compact"/>
       </w:pPr>
       <w:r>
         <w:t xml:space="preserve">Is there an organizational hierarchy (e.g., region → clinic)?</w:t>
@@ -459,6 +459,7 @@
         <w:tblStyle w:val="Table"/>
         <w:tblW w:w="9360" w:type="dxa"/>
         <w:tblLook w:firstRow="1" w:lastRow="0" w:firstColumn="0" w:lastColumn="0" w:noHBand="0" w:noVBand="0" w:val="0020"/>
+        <w:jc w:val="start"/>
         <w:tblLayout w:type="fixed"/>
       </w:tblPr>
       <w:tblGrid>
@@ -468,7 +469,7 @@
       <w:tr>
         <w:trPr>
           <w:cantSplit/>
-          <w:tblHeader w:val="on"/>
+          <w:tblHeader w:val="true"/>
         </w:trPr>
         <w:tc>
           <w:tcPr/>
@@ -604,8 +605,8 @@
       </w:pPr>
       <w:r>
         <w:rPr>
+          <w:bCs/>
           <w:b/>
-          <w:bCs/>
         </w:rPr>
         <w:t xml:space="preserve">Hierarchy pattern</w:t>
       </w:r>
@@ -618,11 +619,11 @@
     </w:p>
     <w:p>
       <w:pPr>
-        <w:pStyle w:val="Compact"/>
         <w:numPr>
           <w:ilvl w:val="0"/>
           <w:numId w:val="1004"/>
         </w:numPr>
+        <w:pStyle w:val="Compact"/>
       </w:pPr>
       <w:r>
         <w:t xml:space="preserve">Patients are tagged only at the</w:t>
@@ -632,8 +633,8 @@
       </w:r>
       <w:r>
         <w:rPr>
+          <w:bCs/>
           <w:b/>
-          <w:bCs/>
         </w:rPr>
         <w:t xml:space="preserve">lowest level</w:t>
       </w:r>
@@ -646,11 +647,11 @@
     </w:p>
     <w:p>
       <w:pPr>
-        <w:pStyle w:val="Compact"/>
         <w:numPr>
           <w:ilvl w:val="0"/>
           <w:numId w:val="1004"/>
         </w:numPr>
+        <w:pStyle w:val="Compact"/>
       </w:pPr>
       <w:r>
         <w:t xml:space="preserve">Practitioners enrolled at an intermediary level get one</w:t>
@@ -673,11 +674,11 @@
     </w:p>
     <w:p>
       <w:pPr>
-        <w:pStyle w:val="Compact"/>
         <w:numPr>
           <w:ilvl w:val="0"/>
           <w:numId w:val="1004"/>
         </w:numPr>
+        <w:pStyle w:val="Compact"/>
       </w:pPr>
       <w:r>
         <w:t xml:space="preserve">Adding a new lowest-level tenant requires a workflow to update every practitioner membership at or above that intermediary.</w:t>
@@ -690,8 +691,8 @@
         </w:pict>
       </w:r>
     </w:p>
-    <w:bookmarkEnd w:id="16"/>
-    <w:bookmarkStart w:id="17" w:name="b-patient-and-practitioner-sharing"/>
+    <w:bookmarkEnd w:id="27"/>
+    <w:bookmarkStart w:id="28" w:name="b-patient-and-practitioner-sharing"/>
     <w:p>
       <w:pPr>
         <w:pStyle w:val="Heading3"/>
@@ -706,19 +707,19 @@
       </w:pPr>
       <w:r>
         <w:rPr>
+          <w:bCs/>
           <w:b/>
-          <w:bCs/>
         </w:rPr>
         <w:t xml:space="preserve">Questions:</w:t>
       </w:r>
     </w:p>
     <w:p>
       <w:pPr>
-        <w:pStyle w:val="Compact"/>
         <w:numPr>
           <w:ilvl w:val="0"/>
           <w:numId w:val="1005"/>
         </w:numPr>
+        <w:pStyle w:val="Compact"/>
       </w:pPr>
       <w:r>
         <w:t xml:space="preserve">Can a patient be enrolled in more than one tenant at a time?</w:t>
@@ -726,11 +727,11 @@
     </w:p>
     <w:p>
       <w:pPr>
-        <w:pStyle w:val="Compact"/>
         <w:numPr>
           <w:ilvl w:val="0"/>
           <w:numId w:val="1005"/>
         </w:numPr>
+        <w:pStyle w:val="Compact"/>
       </w:pPr>
       <w:r>
         <w:t xml:space="preserve">Are practitioners isolated to their tenant, or visible across all tenants (global directory)?</w:t>
@@ -740,8 +741,9 @@
       <w:tblPr>
         <w:tblStyle w:val="Table"/>
         <w:tblW w:w="9360" w:type="dxa"/>
+        <w:tblLook w:firstRow="1" w:lastRow="0" w:firstColumn="0" w:lastColumn="0" w:noHBand="0" w:noVBand="0" w:val="0020"/>
+        <w:jc w:val="start"/>
         <w:tblLayout w:type="fixed"/>
-        <w:tblLook w:firstRow="1" w:lastRow="0" w:firstColumn="0" w:lastColumn="0" w:noHBand="0" w:noVBand="0" w:val="0020"/>
       </w:tblPr>
       <w:tblGrid>
         <w:gridCol w:w="4680"/>
@@ -750,7 +752,7 @@
       <w:tr>
         <w:trPr>
           <w:cantSplit/>
-          <w:tblHeader w:val="on"/>
+          <w:tblHeader w:val="true"/>
         </w:trPr>
         <w:tc>
           <w:tcPr/>
@@ -925,9 +927,9 @@
         </w:pict>
       </w:r>
     </w:p>
-    <w:bookmarkEnd w:id="17"/>
-    <w:bookmarkEnd w:id="18"/>
-    <w:bookmarkStart w:id="22" w:name="section-3-roles-permissions"/>
+    <w:bookmarkEnd w:id="28"/>
+    <w:bookmarkEnd w:id="29"/>
+    <w:bookmarkStart w:id="33" w:name="section-3-roles-permissions"/>
     <w:p>
       <w:pPr>
         <w:pStyle w:val="Heading2"/>
@@ -951,7 +953,7 @@
         </w:pict>
       </w:r>
     </w:p>
-    <w:bookmarkStart w:id="19" w:name="a-role-inventory-scope"/>
+    <w:bookmarkStart w:id="30" w:name="a-role-inventory-scope"/>
     <w:p>
       <w:pPr>
         <w:pStyle w:val="Heading3"/>
@@ -966,19 +968,19 @@
       </w:pPr>
       <w:r>
         <w:rPr>
+          <w:bCs/>
           <w:b/>
-          <w:bCs/>
         </w:rPr>
         <w:t xml:space="preserve">Questions:</w:t>
       </w:r>
     </w:p>
     <w:p>
       <w:pPr>
-        <w:pStyle w:val="Compact"/>
         <w:numPr>
           <w:ilvl w:val="0"/>
           <w:numId w:val="1006"/>
         </w:numPr>
+        <w:pStyle w:val="Compact"/>
       </w:pPr>
       <w:r>
         <w:t xml:space="preserve">What are the role names? (physician, RN, MA, front desk, billing, care coordinator, medical director)</w:t>
@@ -986,16 +988,16 @@
     </w:p>
     <w:p>
       <w:pPr>
-        <w:pStyle w:val="Compact"/>
         <w:numPr>
           <w:ilvl w:val="0"/>
           <w:numId w:val="1006"/>
         </w:numPr>
+        <w:pStyle w:val="Compact"/>
       </w:pPr>
       <w:r>
         <w:rPr>
+          <w:iCs/>
           <w:i/>
-          <w:iCs/>
         </w:rPr>
         <w:t xml:space="preserve">If multi-tenant:</w:t>
       </w:r>
@@ -1008,11 +1010,11 @@
     </w:p>
     <w:p>
       <w:pPr>
-        <w:pStyle w:val="Compact"/>
         <w:numPr>
           <w:ilvl w:val="0"/>
           <w:numId w:val="1006"/>
         </w:numPr>
+        <w:pStyle w:val="Compact"/>
       </w:pPr>
       <w:r>
         <w:t xml:space="preserve">Any oversight roles that need visibility across all tenants without per-tenant enrollment?</w:t>
@@ -1022,8 +1024,9 @@
       <w:tblPr>
         <w:tblStyle w:val="Table"/>
         <w:tblW w:w="9360" w:type="dxa"/>
+        <w:tblLook w:firstRow="1" w:lastRow="0" w:firstColumn="0" w:lastColumn="0" w:noHBand="0" w:noVBand="0" w:val="0020"/>
+        <w:jc w:val="start"/>
         <w:tblLayout w:type="fixed"/>
-        <w:tblLook w:firstRow="1" w:lastRow="0" w:firstColumn="0" w:lastColumn="0" w:noHBand="0" w:noVBand="0" w:val="0020"/>
       </w:tblPr>
       <w:tblGrid>
         <w:gridCol w:w="4388"/>
@@ -1032,7 +1035,7 @@
       <w:tr>
         <w:trPr>
           <w:cantSplit/>
-          <w:tblHeader w:val="on"/>
+          <w:tblHeader w:val="true"/>
         </w:trPr>
         <w:tc>
           <w:tcPr/>
@@ -1227,8 +1230,8 @@
       </w:pPr>
       <w:r>
         <w:rPr>
+          <w:bCs/>
           <w:b/>
-          <w:bCs/>
         </w:rPr>
         <w:t xml:space="preserve">⚠ One-way door: stacking is additive only.</w:t>
       </w:r>
@@ -1243,8 +1246,8 @@
       </w:r>
       <w:r>
         <w:rPr>
+          <w:bCs/>
           <w:b/>
-          <w:bCs/>
         </w:rPr>
         <w:t xml:space="preserve">separate logins</w:t>
       </w:r>
@@ -1258,8 +1261,8 @@
       </w:pPr>
       <w:r>
         <w:rPr>
+          <w:iCs/>
           <w:i/>
-          <w:iCs/>
         </w:rPr>
         <w:t xml:space="preserve">When separate logins are warranted:</w:t>
       </w:r>
@@ -1282,8 +1285,8 @@
       </w:r>
       <w:r>
         <w:rPr>
+          <w:iCs/>
           <w:i/>
-          <w:iCs/>
         </w:rPr>
         <w:t xml:space="preserve">if this token leaked, should the attacker reach both scopes?</w:t>
       </w:r>
@@ -1297,7 +1300,13 @@
         <w:t xml:space="preserve"> </w:t>
       </w:r>
       <w:r>
-        <w:t xml:space="preserve">“switcher”</w:t>
+        <w:t xml:space="preserve">“</w:t>
+      </w:r>
+      <w:r>
+        <w:t xml:space="preserve">switcher</w:t>
+      </w:r>
+      <w:r>
+        <w:t xml:space="preserve">”</w:t>
       </w:r>
       <w:r>
         <w:t xml:space="preserve"> </w:t>
@@ -1313,8 +1322,8 @@
         </w:pict>
       </w:r>
     </w:p>
-    <w:bookmarkEnd w:id="19"/>
-    <w:bookmarkStart w:id="20" w:name="b-permission-mechanics"/>
+    <w:bookmarkEnd w:id="30"/>
+    <w:bookmarkStart w:id="31" w:name="b-permission-mechanics"/>
     <w:p>
       <w:pPr>
         <w:pStyle w:val="Heading3"/>
@@ -1329,19 +1338,19 @@
       </w:pPr>
       <w:r>
         <w:rPr>
+          <w:bCs/>
           <w:b/>
-          <w:bCs/>
         </w:rPr>
         <w:t xml:space="preserve">Questions:</w:t>
       </w:r>
     </w:p>
     <w:p>
       <w:pPr>
-        <w:pStyle w:val="Compact"/>
         <w:numPr>
           <w:ilvl w:val="0"/>
           <w:numId w:val="1007"/>
         </w:numPr>
+        <w:pStyle w:val="Compact"/>
       </w:pPr>
       <w:r>
         <w:t xml:space="preserve">For each role: which resource types does it read / write / search / delete?</w:t>
@@ -1349,11 +1358,11 @@
     </w:p>
     <w:p>
       <w:pPr>
-        <w:pStyle w:val="Compact"/>
         <w:numPr>
           <w:ilvl w:val="0"/>
           <w:numId w:val="1007"/>
         </w:numPr>
+        <w:pStyle w:val="Compact"/>
       </w:pPr>
       <w:r>
         <w:t xml:space="preserve">Any partial FHIR interactions? (create-only, read-without-search, etc.)</w:t>
@@ -1363,8 +1372,9 @@
       <w:tblPr>
         <w:tblStyle w:val="Table"/>
         <w:tblW w:w="9360" w:type="dxa"/>
+        <w:tblLook w:firstRow="1" w:lastRow="0" w:firstColumn="0" w:lastColumn="0" w:noHBand="0" w:noVBand="0" w:val="0020"/>
+        <w:jc w:val="start"/>
         <w:tblLayout w:type="fixed"/>
-        <w:tblLook w:firstRow="1" w:lastRow="0" w:firstColumn="0" w:lastColumn="0" w:noHBand="0" w:noVBand="0" w:val="0020"/>
       </w:tblPr>
       <w:tblGrid>
         <w:gridCol w:w="3563"/>
@@ -1373,7 +1383,7 @@
       <w:tr>
         <w:trPr>
           <w:cantSplit/>
-          <w:tblHeader w:val="on"/>
+          <w:tblHeader w:val="true"/>
         </w:trPr>
         <w:tc>
           <w:tcPr/>
@@ -1543,8 +1553,8 @@
         </w:pict>
       </w:r>
     </w:p>
-    <w:bookmarkEnd w:id="20"/>
-    <w:bookmarkStart w:id="21" w:name="c-narrowing-what-a-role-can-do"/>
+    <w:bookmarkEnd w:id="31"/>
+    <w:bookmarkStart w:id="32" w:name="c-narrowing-what-a-role-can-do"/>
     <w:p>
       <w:pPr>
         <w:pStyle w:val="Heading3"/>
@@ -1559,8 +1569,8 @@
       </w:pPr>
       <w:r>
         <w:rPr>
+          <w:iCs/>
           <w:i/>
-          <w:iCs/>
         </w:rPr>
         <w:t xml:space="preserve">Cover only the knobs that apply.</w:t>
       </w:r>
@@ -1571,8 +1581,8 @@
       </w:pPr>
       <w:r>
         <w:rPr>
+          <w:bCs/>
           <w:b/>
-          <w:bCs/>
         </w:rPr>
         <w:t xml:space="preserve">Field-level</w:t>
       </w:r>
@@ -1587,8 +1597,9 @@
       <w:tblPr>
         <w:tblStyle w:val="Table"/>
         <w:tblW w:w="9360" w:type="dxa"/>
+        <w:tblLook w:firstRow="1" w:lastRow="0" w:firstColumn="0" w:lastColumn="0" w:noHBand="0" w:noVBand="0" w:val="0020"/>
+        <w:jc w:val="start"/>
         <w:tblLayout w:type="fixed"/>
-        <w:tblLook w:firstRow="1" w:lastRow="0" w:firstColumn="0" w:lastColumn="0" w:noHBand="0" w:noVBand="0" w:val="0020"/>
       </w:tblPr>
       <w:tblGrid>
         <w:gridCol w:w="3734"/>
@@ -1597,7 +1608,7 @@
       <w:tr>
         <w:trPr>
           <w:cantSplit/>
-          <w:tblHeader w:val="on"/>
+          <w:tblHeader w:val="true"/>
         </w:trPr>
         <w:tc>
           <w:tcPr/>
@@ -1701,8 +1712,8 @@
       </w:pPr>
       <w:r>
         <w:rPr>
+          <w:bCs/>
           <w:b/>
-          <w:bCs/>
         </w:rPr>
         <w:t xml:space="preserve">Write constraints</w:t>
       </w:r>
@@ -1717,8 +1728,9 @@
       <w:tblPr>
         <w:tblStyle w:val="Table"/>
         <w:tblW w:w="9360" w:type="dxa"/>
+        <w:tblLook w:firstRow="1" w:lastRow="0" w:firstColumn="0" w:lastColumn="0" w:noHBand="0" w:noVBand="0" w:val="0020"/>
+        <w:jc w:val="start"/>
         <w:tblLayout w:type="fixed"/>
-        <w:tblLook w:firstRow="1" w:lastRow="0" w:firstColumn="0" w:lastColumn="0" w:noHBand="0" w:noVBand="0" w:val="0020"/>
       </w:tblPr>
       <w:tblGrid>
         <w:gridCol w:w="4384"/>
@@ -1727,7 +1739,7 @@
       <w:tr>
         <w:trPr>
           <w:cantSplit/>
-          <w:tblHeader w:val="on"/>
+          <w:tblHeader w:val="true"/>
         </w:trPr>
         <w:tc>
           <w:tcPr/>
@@ -1945,8 +1957,8 @@
       </w:pPr>
       <w:r>
         <w:rPr>
+          <w:bCs/>
           <w:b/>
-          <w:bCs/>
         </w:rPr>
         <w:t xml:space="preserve">Criteria-based filtering</w:t>
       </w:r>
@@ -1961,8 +1973,9 @@
       <w:tblPr>
         <w:tblStyle w:val="Table"/>
         <w:tblW w:w="9360" w:type="dxa"/>
+        <w:tblLook w:firstRow="1" w:lastRow="0" w:firstColumn="0" w:lastColumn="0" w:noHBand="0" w:noVBand="0" w:val="0020"/>
+        <w:jc w:val="start"/>
         <w:tblLayout w:type="fixed"/>
-        <w:tblLook w:firstRow="1" w:lastRow="0" w:firstColumn="0" w:lastColumn="0" w:noHBand="0" w:noVBand="0" w:val="0020"/>
       </w:tblPr>
       <w:tblGrid>
         <w:gridCol w:w="3640"/>
@@ -1971,7 +1984,7 @@
       <w:tr>
         <w:trPr>
           <w:cantSplit/>
-          <w:tblHeader w:val="on"/>
+          <w:tblHeader w:val="true"/>
         </w:trPr>
         <w:tc>
           <w:tcPr/>
@@ -2214,9 +2227,9 @@
         </w:pict>
       </w:r>
     </w:p>
-    <w:bookmarkEnd w:id="21"/>
-    <w:bookmarkEnd w:id="22"/>
-    <w:bookmarkStart w:id="23" w:name="section-4-admin-structure"/>
+    <w:bookmarkEnd w:id="32"/>
+    <w:bookmarkEnd w:id="33"/>
+    <w:bookmarkStart w:id="34" w:name="section-4-admin-structure"/>
     <w:p>
       <w:pPr>
         <w:pStyle w:val="Heading2"/>
@@ -2231,19 +2244,19 @@
       </w:pPr>
       <w:r>
         <w:rPr>
+          <w:bCs/>
           <w:b/>
-          <w:bCs/>
         </w:rPr>
         <w:t xml:space="preserve">Questions:</w:t>
       </w:r>
     </w:p>
     <w:p>
       <w:pPr>
-        <w:pStyle w:val="Compact"/>
         <w:numPr>
           <w:ilvl w:val="0"/>
           <w:numId w:val="1008"/>
         </w:numPr>
+        <w:pStyle w:val="Compact"/>
       </w:pPr>
       <w:r>
         <w:t xml:space="preserve">Who invites/removes users and manages memberships?</w:t>
@@ -2251,11 +2264,11 @@
     </w:p>
     <w:p>
       <w:pPr>
-        <w:pStyle w:val="Compact"/>
         <w:numPr>
           <w:ilvl w:val="0"/>
           <w:numId w:val="1008"/>
         </w:numPr>
+        <w:pStyle w:val="Compact"/>
       </w:pPr>
       <w:r>
         <w:t xml:space="preserve">Who manages Bots, ClientApplications, AccessPolicies?</w:t>
@@ -2263,11 +2276,11 @@
     </w:p>
     <w:p>
       <w:pPr>
-        <w:pStyle w:val="Compact"/>
         <w:numPr>
           <w:ilvl w:val="0"/>
           <w:numId w:val="1008"/>
         </w:numPr>
+        <w:pStyle w:val="Compact"/>
       </w:pPr>
       <w:r>
         <w:t xml:space="preserve">Any super admin needs? (project creation via API, overwriting protected fields)</w:t>
@@ -2275,11 +2288,11 @@
     </w:p>
     <w:p>
       <w:pPr>
-        <w:pStyle w:val="Compact"/>
         <w:numPr>
           <w:ilvl w:val="0"/>
           <w:numId w:val="1008"/>
         </w:numPr>
+        <w:pStyle w:val="Compact"/>
       </w:pPr>
       <w:r>
         <w:t xml:space="preserve">Should admins be blocked from clinical data?</w:t>
@@ -2289,8 +2302,9 @@
       <w:tblPr>
         <w:tblStyle w:val="Table"/>
         <w:tblW w:w="9360" w:type="dxa"/>
+        <w:tblLook w:firstRow="1" w:lastRow="0" w:firstColumn="0" w:lastColumn="0" w:noHBand="0" w:noVBand="0" w:val="0020"/>
+        <w:jc w:val="start"/>
         <w:tblLayout w:type="fixed"/>
-        <w:tblLook w:firstRow="1" w:lastRow="0" w:firstColumn="0" w:lastColumn="0" w:noHBand="0" w:noVBand="0" w:val="0020"/>
       </w:tblPr>
       <w:tblGrid>
         <w:gridCol w:w="4384"/>
@@ -2299,7 +2313,7 @@
       <w:tr>
         <w:trPr>
           <w:cantSplit/>
-          <w:tblHeader w:val="on"/>
+          <w:tblHeader w:val="true"/>
         </w:trPr>
         <w:tc>
           <w:tcPr/>
@@ -2478,7 +2492,13 @@
               <w:t xml:space="preserve"> </w:t>
             </w:r>
             <w:r>
-              <w:t xml:space="preserve">“user manager”</w:t>
+              <w:t xml:space="preserve">“</w:t>
+            </w:r>
+            <w:r>
+              <w:t xml:space="preserve">user manager</w:t>
+            </w:r>
+            <w:r>
+              <w:t xml:space="preserve">”</w:t>
             </w:r>
             <w:r>
               <w:t xml:space="preserve"> </w:t>
@@ -2487,7 +2507,13 @@
               <w:t xml:space="preserve">vs. </w:t>
             </w:r>
             <w:r>
-              <w:t xml:space="preserve">“tech admin”</w:t>
+              <w:t xml:space="preserve">“</w:t>
+            </w:r>
+            <w:r>
+              <w:t xml:space="preserve">tech admin</w:t>
+            </w:r>
+            <w:r>
+              <w:t xml:space="preserve">”</w:t>
             </w:r>
           </w:p>
         </w:tc>
@@ -2511,8 +2537,8 @@
       </w:pPr>
       <w:r>
         <w:rPr>
+          <w:bCs/>
           <w:b/>
-          <w:bCs/>
         </w:rPr>
         <w:t xml:space="preserve">⚠ Note:</w:t>
       </w:r>
@@ -2563,9 +2589,9 @@
         </w:pict>
       </w:r>
     </w:p>
-    <w:bookmarkEnd w:id="23"/>
-    <w:bookmarkEnd w:id="24"/>
-    <w:bookmarkStart w:id="32" w:name="appendix-additional-decisions"/>
+    <w:bookmarkEnd w:id="34"/>
+    <w:bookmarkEnd w:id="35"/>
+    <w:bookmarkStart w:id="43" w:name="appendix-additional-decisions"/>
     <w:p>
       <w:pPr>
         <w:pStyle w:val="Heading1"/>
@@ -2580,8 +2606,8 @@
       </w:pPr>
       <w:r>
         <w:rPr>
+          <w:iCs/>
           <w:i/>
-          <w:iCs/>
         </w:rPr>
         <w:t xml:space="preserve">Narrower decisions that apply only in specific situations. Cover each only if relevant.</w:t>
       </w:r>
@@ -2593,7 +2619,7 @@
         </w:pict>
       </w:r>
     </w:p>
-    <w:bookmarkStart w:id="25" w:name="a.-open-registration-caregivers"/>
+    <w:bookmarkStart w:id="36" w:name="a.-open-registration-caregivers"/>
     <w:p>
       <w:pPr>
         <w:pStyle w:val="Heading2"/>
@@ -2608,8 +2634,8 @@
       </w:pPr>
       <w:r>
         <w:rPr>
+          <w:iCs/>
           <w:i/>
-          <w:iCs/>
         </w:rPr>
         <w:t xml:space="preserve">If the product has a patient portal.</w:t>
       </w:r>
@@ -2620,19 +2646,19 @@
       </w:pPr>
       <w:r>
         <w:rPr>
+          <w:bCs/>
           <w:b/>
-          <w:bCs/>
         </w:rPr>
         <w:t xml:space="preserve">Questions:</w:t>
       </w:r>
     </w:p>
     <w:p>
       <w:pPr>
-        <w:pStyle w:val="Compact"/>
         <w:numPr>
           <w:ilvl w:val="0"/>
           <w:numId w:val="1009"/>
         </w:numPr>
+        <w:pStyle w:val="Compact"/>
       </w:pPr>
       <w:r>
         <w:t xml:space="preserve">Self-registration or staff-invite?</w:t>
@@ -2640,11 +2666,11 @@
     </w:p>
     <w:p>
       <w:pPr>
-        <w:pStyle w:val="Compact"/>
         <w:numPr>
           <w:ilvl w:val="0"/>
           <w:numId w:val="1009"/>
         </w:numPr>
+        <w:pStyle w:val="Compact"/>
       </w:pPr>
       <w:r>
         <w:t xml:space="preserve">Are caregivers / proxies needed? (parents, adult children, guardians)</w:t>
@@ -2652,11 +2678,11 @@
     </w:p>
     <w:p>
       <w:pPr>
-        <w:pStyle w:val="Compact"/>
         <w:numPr>
           <w:ilvl w:val="0"/>
           <w:numId w:val="1009"/>
         </w:numPr>
+        <w:pStyle w:val="Compact"/>
       </w:pPr>
       <w:r>
         <w:t xml:space="preserve">One caregiver with multiple patients? One patient with multiple caregivers?</w:t>
@@ -2664,11 +2690,11 @@
     </w:p>
     <w:p>
       <w:pPr>
-        <w:pStyle w:val="Compact"/>
         <w:numPr>
           <w:ilvl w:val="0"/>
           <w:numId w:val="1009"/>
         </w:numPr>
+        <w:pStyle w:val="Compact"/>
       </w:pPr>
       <w:r>
         <w:t xml:space="preserve">How is the caregiver relationship established and revoked?</w:t>
@@ -2678,8 +2704,9 @@
       <w:tblPr>
         <w:tblStyle w:val="Table"/>
         <w:tblW w:w="9360" w:type="dxa"/>
+        <w:tblLook w:firstRow="1" w:lastRow="0" w:firstColumn="0" w:lastColumn="0" w:noHBand="0" w:noVBand="0" w:val="0020"/>
+        <w:jc w:val="start"/>
         <w:tblLayout w:type="fixed"/>
-        <w:tblLook w:firstRow="1" w:lastRow="0" w:firstColumn="0" w:lastColumn="0" w:noHBand="0" w:noVBand="0" w:val="0020"/>
       </w:tblPr>
       <w:tblGrid>
         <w:gridCol w:w="3993"/>
@@ -2688,7 +2715,7 @@
       <w:tr>
         <w:trPr>
           <w:cantSplit/>
-          <w:tblHeader w:val="on"/>
+          <w:tblHeader w:val="true"/>
         </w:trPr>
         <w:tc>
           <w:tcPr/>
@@ -3060,8 +3087,8 @@
         </w:pict>
       </w:r>
     </w:p>
-    <w:bookmarkEnd w:id="25"/>
-    <w:bookmarkStart w:id="26" w:name="b.-smart-on-fhir"/>
+    <w:bookmarkEnd w:id="36"/>
+    <w:bookmarkStart w:id="37" w:name="b.-smart-on-fhir"/>
     <w:p>
       <w:pPr>
         <w:pStyle w:val="Heading2"/>
@@ -3076,8 +3103,8 @@
       </w:pPr>
       <w:r>
         <w:rPr>
+          <w:iCs/>
           <w:i/>
-          <w:iCs/>
         </w:rPr>
         <w:t xml:space="preserve">If third-party apps (not your own frontend) request access.</w:t>
       </w:r>
@@ -3088,19 +3115,19 @@
       </w:pPr>
       <w:r>
         <w:rPr>
+          <w:bCs/>
           <w:b/>
-          <w:bCs/>
         </w:rPr>
         <w:t xml:space="preserve">Questions:</w:t>
       </w:r>
     </w:p>
     <w:p>
       <w:pPr>
-        <w:pStyle w:val="Compact"/>
         <w:numPr>
           <w:ilvl w:val="0"/>
           <w:numId w:val="1010"/>
         </w:numPr>
+        <w:pStyle w:val="Compact"/>
       </w:pPr>
       <w:r>
         <w:t xml:space="preserve">Patient-context launch, provider-context launch, or standalone?</w:t>
@@ -3108,11 +3135,11 @@
     </w:p>
     <w:p>
       <w:pPr>
-        <w:pStyle w:val="Compact"/>
         <w:numPr>
           <w:ilvl w:val="0"/>
           <w:numId w:val="1010"/>
         </w:numPr>
+        <w:pStyle w:val="Compact"/>
       </w:pPr>
       <w:r>
         <w:t xml:space="preserve">Which scopes?</w:t>
@@ -3120,11 +3147,11 @@
     </w:p>
     <w:p>
       <w:pPr>
-        <w:pStyle w:val="Compact"/>
         <w:numPr>
           <w:ilvl w:val="0"/>
           <w:numId w:val="1010"/>
         </w:numPr>
+        <w:pStyle w:val="Compact"/>
       </w:pPr>
       <w:r>
         <w:t xml:space="preserve">Offline access needed?</w:t>
@@ -3134,8 +3161,9 @@
       <w:tblPr>
         <w:tblStyle w:val="Table"/>
         <w:tblW w:w="9360" w:type="dxa"/>
+        <w:tblLook w:firstRow="1" w:lastRow="0" w:firstColumn="0" w:lastColumn="0" w:noHBand="0" w:noVBand="0" w:val="0020"/>
+        <w:jc w:val="start"/>
         <w:tblLayout w:type="fixed"/>
-        <w:tblLook w:firstRow="1" w:lastRow="0" w:firstColumn="0" w:lastColumn="0" w:noHBand="0" w:noVBand="0" w:val="0020"/>
       </w:tblPr>
       <w:tblGrid>
         <w:gridCol w:w="4089"/>
@@ -3144,7 +3172,7 @@
       <w:tr>
         <w:trPr>
           <w:cantSplit/>
-          <w:tblHeader w:val="on"/>
+          <w:tblHeader w:val="true"/>
         </w:trPr>
         <w:tc>
           <w:tcPr/>
@@ -3359,8 +3387,8 @@
       </w:pPr>
       <w:r>
         <w:rPr>
+          <w:bCs/>
           <w:b/>
-          <w:bCs/>
         </w:rPr>
         <w:t xml:space="preserve">⚠ Note:</w:t>
       </w:r>
@@ -3378,8 +3406,8 @@
         </w:pict>
       </w:r>
     </w:p>
-    <w:bookmarkEnd w:id="26"/>
-    <w:bookmarkStart w:id="27" w:name="c.-ip-access-rules"/>
+    <w:bookmarkEnd w:id="37"/>
+    <w:bookmarkStart w:id="38" w:name="c.-ip-access-rules"/>
     <w:p>
       <w:pPr>
         <w:pStyle w:val="Heading2"/>
@@ -3394,8 +3422,8 @@
       </w:pPr>
       <w:r>
         <w:rPr>
+          <w:iCs/>
           <w:i/>
-          <w:iCs/>
         </w:rPr>
         <w:t xml:space="preserve">If access should be restricted by IP range.</w:t>
       </w:r>
@@ -3406,19 +3434,19 @@
       </w:pPr>
       <w:r>
         <w:rPr>
+          <w:bCs/>
           <w:b/>
-          <w:bCs/>
         </w:rPr>
         <w:t xml:space="preserve">Questions:</w:t>
       </w:r>
     </w:p>
     <w:p>
       <w:pPr>
-        <w:pStyle w:val="Compact"/>
         <w:numPr>
           <w:ilvl w:val="0"/>
           <w:numId w:val="1011"/>
         </w:numPr>
+        <w:pStyle w:val="Compact"/>
       </w:pPr>
       <w:r>
         <w:t xml:space="preserve">Restrict by IP range? (VPN, on-prem devices)</w:t>
@@ -3426,11 +3454,11 @@
     </w:p>
     <w:p>
       <w:pPr>
-        <w:pStyle w:val="Compact"/>
         <w:numPr>
           <w:ilvl w:val="0"/>
           <w:numId w:val="1011"/>
         </w:numPr>
+        <w:pStyle w:val="Compact"/>
       </w:pPr>
       <w:r>
         <w:t xml:space="preserve">Any roles that bypass?</w:t>
@@ -3441,6 +3469,7 @@
         <w:tblStyle w:val="Table"/>
         <w:tblW w:w="9360" w:type="dxa"/>
         <w:tblLook w:firstRow="1" w:lastRow="0" w:firstColumn="0" w:lastColumn="0" w:noHBand="0" w:noVBand="0" w:val="0020"/>
+        <w:jc w:val="start"/>
         <w:tblLayout w:type="fixed"/>
       </w:tblPr>
       <w:tblGrid>
@@ -3450,7 +3479,7 @@
       <w:tr>
         <w:trPr>
           <w:cantSplit/>
-          <w:tblHeader w:val="on"/>
+          <w:tblHeader w:val="true"/>
         </w:trPr>
         <w:tc>
           <w:tcPr/>
@@ -3571,8 +3600,8 @@
       </w:pPr>
       <w:r>
         <w:rPr>
+          <w:bCs/>
           <w:b/>
-          <w:bCs/>
         </w:rPr>
         <w:t xml:space="preserve">⚠ Note:</w:t>
       </w:r>
@@ -3590,8 +3619,8 @@
         </w:pict>
       </w:r>
     </w:p>
-    <w:bookmarkEnd w:id="27"/>
-    <w:bookmarkStart w:id="29" w:name="d.-enrollment-reassignment-workflows"/>
+    <w:bookmarkEnd w:id="38"/>
+    <w:bookmarkStart w:id="40" w:name="d.-enrollment-reassignment-workflows"/>
     <w:p>
       <w:pPr>
         <w:pStyle w:val="Heading2"/>
@@ -3606,8 +3635,8 @@
       </w:pPr>
       <w:r>
         <w:rPr>
+          <w:iCs/>
           <w:i/>
-          <w:iCs/>
         </w:rPr>
         <w:t xml:space="preserve">If Section 2 multi-tenancy applies.</w:t>
       </w:r>
@@ -3618,19 +3647,19 @@
       </w:pPr>
       <w:r>
         <w:rPr>
+          <w:bCs/>
           <w:b/>
-          <w:bCs/>
         </w:rPr>
         <w:t xml:space="preserve">Questions:</w:t>
       </w:r>
     </w:p>
     <w:p>
       <w:pPr>
-        <w:pStyle w:val="Compact"/>
         <w:numPr>
           <w:ilvl w:val="0"/>
           <w:numId w:val="1012"/>
         </w:numPr>
+        <w:pStyle w:val="Compact"/>
       </w:pPr>
       <w:r>
         <w:t xml:space="preserve">When does a patient get enrolled in a tenant? (registration, first appointment, referral, insurance, geography)</w:t>
@@ -3638,11 +3667,11 @@
     </w:p>
     <w:p>
       <w:pPr>
-        <w:pStyle w:val="Compact"/>
         <w:numPr>
           <w:ilvl w:val="0"/>
           <w:numId w:val="1012"/>
         </w:numPr>
+        <w:pStyle w:val="Compact"/>
       </w:pPr>
       <w:r>
         <w:t xml:space="preserve">Who is authorized to move a patient between tenants?</w:t>
@@ -3650,11 +3679,11 @@
     </w:p>
     <w:p>
       <w:pPr>
-        <w:pStyle w:val="Compact"/>
         <w:numPr>
           <w:ilvl w:val="0"/>
           <w:numId w:val="1012"/>
         </w:numPr>
+        <w:pStyle w:val="Compact"/>
       </w:pPr>
       <w:r>
         <w:t xml:space="preserve">On transfer: do records follow the patient, stay with the original tenant, or become shared?</w:t>
@@ -3664,8 +3693,9 @@
       <w:tblPr>
         <w:tblStyle w:val="Table"/>
         <w:tblW w:w="9360" w:type="dxa"/>
+        <w:tblLook w:firstRow="1" w:lastRow="0" w:firstColumn="0" w:lastColumn="0" w:noHBand="0" w:noVBand="0" w:val="0020"/>
+        <w:jc w:val="start"/>
         <w:tblLayout w:type="fixed"/>
-        <w:tblLook w:firstRow="1" w:lastRow="0" w:firstColumn="0" w:lastColumn="0" w:noHBand="0" w:noVBand="0" w:val="0020"/>
       </w:tblPr>
       <w:tblGrid>
         <w:gridCol w:w="4185"/>
@@ -3674,7 +3704,7 @@
       <w:tr>
         <w:trPr>
           <w:cantSplit/>
-          <w:tblHeader w:val="on"/>
+          <w:tblHeader w:val="true"/>
         </w:trPr>
         <w:tc>
           <w:tcPr/>
@@ -3730,7 +3760,7 @@
             <w:r>
               <w:t xml:space="preserve"> </w:t>
             </w:r>
-            <w:hyperlink r:id="rId28">
+            <w:hyperlink r:id="rId39">
               <w:r>
                 <w:rPr>
                   <w:rStyle w:val="VerbatimChar"/>
@@ -3839,15 +3869,15 @@
       </w:pPr>
       <w:r>
         <w:rPr>
+          <w:bCs/>
           <w:b/>
-          <w:bCs/>
         </w:rPr>
         <w:t xml:space="preserve">Reference implementation:</w:t>
       </w:r>
       <w:r>
         <w:t xml:space="preserve"> </w:t>
       </w:r>
-      <w:hyperlink r:id="rId15">
+      <w:hyperlink r:id="rId26">
         <w:r>
           <w:rPr>
             <w:rStyle w:val="Hyperlink"/>
@@ -3881,8 +3911,8 @@
         </w:pict>
       </w:r>
     </w:p>
-    <w:bookmarkEnd w:id="29"/>
-    <w:bookmarkStart w:id="30" w:name="e.-shared-vs.-tenant-specific-resources"/>
+    <w:bookmarkEnd w:id="40"/>
+    <w:bookmarkStart w:id="41" w:name="e.-shared-vs.-tenant-specific-resources"/>
     <w:p>
       <w:pPr>
         <w:pStyle w:val="Heading2"/>
@@ -3897,8 +3927,8 @@
       </w:pPr>
       <w:r>
         <w:rPr>
+          <w:iCs/>
           <w:i/>
-          <w:iCs/>
         </w:rPr>
         <w:t xml:space="preserve">If Section 2 multi-tenancy applies.</w:t>
       </w:r>
@@ -3909,19 +3939,19 @@
       </w:pPr>
       <w:r>
         <w:rPr>
+          <w:bCs/>
           <w:b/>
-          <w:bCs/>
         </w:rPr>
         <w:t xml:space="preserve">Questions:</w:t>
       </w:r>
     </w:p>
     <w:p>
       <w:pPr>
-        <w:pStyle w:val="Compact"/>
         <w:numPr>
           <w:ilvl w:val="0"/>
           <w:numId w:val="1013"/>
         </w:numPr>
+        <w:pStyle w:val="Compact"/>
       </w:pPr>
       <w:r>
         <w:t xml:space="preserve">Terminology (CodeSystems, ValueSets) shared or tenant-specific?</w:t>
@@ -3929,11 +3959,11 @@
     </w:p>
     <w:p>
       <w:pPr>
-        <w:pStyle w:val="Compact"/>
         <w:numPr>
           <w:ilvl w:val="0"/>
           <w:numId w:val="1013"/>
         </w:numPr>
+        <w:pStyle w:val="Compact"/>
       </w:pPr>
       <w:r>
         <w:t xml:space="preserve">Questionnaires shared or per-tenant?</w:t>
@@ -3941,11 +3971,11 @@
     </w:p>
     <w:p>
       <w:pPr>
-        <w:pStyle w:val="Compact"/>
         <w:numPr>
           <w:ilvl w:val="0"/>
           <w:numId w:val="1013"/>
         </w:numPr>
+        <w:pStyle w:val="Compact"/>
       </w:pPr>
       <w:r>
         <w:t xml:space="preserve">PlanDefinitions / ActivityDefinitions global or per-tenant?</w:t>
@@ -3953,11 +3983,11 @@
     </w:p>
     <w:p>
       <w:pPr>
-        <w:pStyle w:val="Compact"/>
         <w:numPr>
           <w:ilvl w:val="0"/>
           <w:numId w:val="1013"/>
         </w:numPr>
+        <w:pStyle w:val="Compact"/>
       </w:pPr>
       <w:r>
         <w:t xml:space="preserve">Any resources shared across projects (not just tenants)?</w:t>
@@ -3967,8 +3997,9 @@
       <w:tblPr>
         <w:tblStyle w:val="Table"/>
         <w:tblW w:w="9360" w:type="dxa"/>
+        <w:tblLook w:firstRow="1" w:lastRow="0" w:firstColumn="0" w:lastColumn="0" w:noHBand="0" w:noVBand="0" w:val="0020"/>
+        <w:jc w:val="start"/>
         <w:tblLayout w:type="fixed"/>
-        <w:tblLook w:firstRow="1" w:lastRow="0" w:firstColumn="0" w:lastColumn="0" w:noHBand="0" w:noVBand="0" w:val="0020"/>
       </w:tblPr>
       <w:tblGrid>
         <w:gridCol w:w="4633"/>
@@ -3977,7 +4008,7 @@
       <w:tr>
         <w:trPr>
           <w:cantSplit/>
-          <w:tblHeader w:val="on"/>
+          <w:tblHeader w:val="true"/>
         </w:trPr>
         <w:tc>
           <w:tcPr/>
@@ -4174,8 +4205,8 @@
       </w:pPr>
       <w:r>
         <w:rPr>
+          <w:bCs/>
           <w:b/>
-          <w:bCs/>
         </w:rPr>
         <w:t xml:space="preserve">⚠ Note:</w:t>
       </w:r>
@@ -4186,8 +4217,8 @@
         <w:t xml:space="preserve">Forgetting unfiltered read on standard terminology causes empty dropdowns — a common multi-tenant misconfiguration.</w:t>
       </w:r>
     </w:p>
-    <w:bookmarkEnd w:id="30"/>
-    <w:bookmarkStart w:id="31" w:name="f.-role-aware-ui"/>
+    <w:bookmarkEnd w:id="41"/>
+    <w:bookmarkStart w:id="42" w:name="f.-role-aware-ui"/>
     <w:p>
       <w:pPr>
         <w:pStyle w:val="Heading2"/>
@@ -4202,8 +4233,8 @@
       </w:pPr>
       <w:r>
         <w:rPr>
+          <w:iCs/>
           <w:i/>
-          <w:iCs/>
         </w:rPr>
         <w:t xml:space="preserve">If your frontend needs to show / hide UI based on the user’s role</w:t>
       </w:r>
@@ -4213,6 +4244,7 @@
         <w:tblStyle w:val="Table"/>
         <w:tblW w:w="9360" w:type="dxa"/>
         <w:tblLook w:firstRow="1" w:lastRow="0" w:firstColumn="0" w:lastColumn="0" w:noHBand="0" w:noVBand="0" w:val="0020"/>
+        <w:jc w:val="start"/>
         <w:tblLayout w:type="fixed"/>
       </w:tblPr>
       <w:tblGrid>
@@ -4222,7 +4254,7 @@
       <w:tr>
         <w:trPr>
           <w:cantSplit/>
-          <w:tblHeader w:val="on"/>
+          <w:tblHeader w:val="true"/>
         </w:trPr>
         <w:tc>
           <w:tcPr/>
@@ -4320,8 +4352,8 @@
         <w:t xml:space="preserve">keeps the UI in sync with what the API enforces. The alternative (hardcoded role field, custom endpoint) tends to drift.</w:t>
       </w:r>
     </w:p>
-    <w:bookmarkEnd w:id="31"/>
-    <w:bookmarkEnd w:id="32"/>
+    <w:bookmarkEnd w:id="42"/>
+    <w:bookmarkEnd w:id="43"/>
     <w:sectPr>
       <w:pgSz w:h="15840" w:w="12240"/>
       <w:pgMar w:bottom="1440" w:footer="720" w:gutter="0" w:header="720" w:left="1440" w:right="1440" w:top="1440"/>
@@ -4359,14 +4391,14 @@
 <file path=word/numbering.xml><?xml version="1.0" encoding="utf-8"?>
 <w:numbering xmlns:w="http://schemas.openxmlformats.org/wordprocessingml/2006/main">
   <w:abstractNum w:abstractNumId="990">
-    <w:nsid w:val="0000A990"/>
+    <w:nsid w:val="A990"/>
     <w:multiLevelType w:val="multilevel"/>
     <w:lvl w:ilvl="0">
       <w:numFmt w:val="bullet"/>
       <w:lvlText w:val=" "/>
       <w:lvlJc w:val="left"/>
       <w:pPr>
-        <w:ind w:left="720" w:hanging="360"/>
+        <w:ind w:left="720" w:hanging="480"/>
       </w:pPr>
     </w:lvl>
     <w:lvl w:ilvl="1">
@@ -4374,7 +4406,7 @@
       <w:lvlText w:val=" "/>
       <w:lvlJc w:val="left"/>
       <w:pPr>
-        <w:ind w:left="1440" w:hanging="360"/>
+        <w:ind w:left="1440" w:hanging="480"/>
       </w:pPr>
     </w:lvl>
     <w:lvl w:ilvl="2">
@@ -4382,7 +4414,7 @@
       <w:lvlText w:val=" "/>
       <w:lvlJc w:val="left"/>
       <w:pPr>
-        <w:ind w:left="2160" w:hanging="360"/>
+        <w:ind w:left="2160" w:hanging="480"/>
       </w:pPr>
     </w:lvl>
     <w:lvl w:ilvl="3">
@@ -4390,7 +4422,7 @@
       <w:lvlText w:val=" "/>
       <w:lvlJc w:val="left"/>
       <w:pPr>
-        <w:ind w:left="2880" w:hanging="360"/>
+        <w:ind w:left="2880" w:hanging="480"/>
       </w:pPr>
     </w:lvl>
     <w:lvl w:ilvl="4">
@@ -4398,7 +4430,7 @@
       <w:lvlText w:val=" "/>
       <w:lvlJc w:val="left"/>
       <w:pPr>
-        <w:ind w:left="3600" w:hanging="360"/>
+        <w:ind w:left="3600" w:hanging="480"/>
       </w:pPr>
     </w:lvl>
     <w:lvl w:ilvl="5">
@@ -4406,7 +4438,7 @@
       <w:lvlText w:val=" "/>
       <w:lvlJc w:val="left"/>
       <w:pPr>
-        <w:ind w:left="4320" w:hanging="360"/>
+        <w:ind w:left="4320" w:hanging="480"/>
       </w:pPr>
     </w:lvl>
     <w:lvl w:ilvl="6">
@@ -4414,7 +4446,7 @@
       <w:lvlText w:val=" "/>
       <w:lvlJc w:val="left"/>
       <w:pPr>
-        <w:ind w:left="5040" w:hanging="360"/>
+        <w:ind w:left="5040" w:hanging="480"/>
       </w:pPr>
     </w:lvl>
     <w:lvl w:ilvl="7">
@@ -4422,7 +4454,7 @@
       <w:lvlText w:val=" "/>
       <w:lvlJc w:val="left"/>
       <w:pPr>
-        <w:ind w:left="5760" w:hanging="360"/>
+        <w:ind w:left="5760" w:hanging="480"/>
       </w:pPr>
     </w:lvl>
     <w:lvl w:ilvl="8">
@@ -4430,111 +4462,84 @@
       <w:lvlText w:val=" "/>
       <w:lvlJc w:val="left"/>
       <w:pPr>
-        <w:ind w:left="6480" w:hanging="360"/>
+        <w:ind w:left="6480" w:hanging="480"/>
       </w:pPr>
     </w:lvl>
   </w:abstractNum>
   <w:abstractNum w:abstractNumId="991">
-    <w:nsid w:val="0000A991"/>
+    <w:nsid w:val="A991"/>
     <w:multiLevelType w:val="multilevel"/>
     <w:lvl w:ilvl="0">
       <w:numFmt w:val="bullet"/>
-      <w:lvlText w:val=""/>
+      <w:lvlText w:val="•"/>
       <w:lvlJc w:val="left"/>
       <w:pPr>
-        <w:ind w:left="720" w:hanging="360"/>
-      </w:pPr>
-      <w:rPr>
-        <w:rFonts w:ascii="Symbol" w:hAnsi="Symbol" w:cs="Symbol" w:hint="default"/>
-      </w:rPr>
+        <w:ind w:left="720" w:hanging="480"/>
+      </w:pPr>
     </w:lvl>
     <w:lvl w:ilvl="1">
       <w:numFmt w:val="bullet"/>
-      <w:lvlText w:val="o"/>
+      <w:lvlText w:val="–"/>
       <w:lvlJc w:val="left"/>
       <w:pPr>
-        <w:ind w:left="1440" w:hanging="360"/>
-      </w:pPr>
-      <w:rPr>
-        <w:rFonts w:ascii="Courier New" w:hAnsi="Courier New" w:cs="Courier New" w:hint="default"/>
-      </w:rPr>
+        <w:ind w:left="1440" w:hanging="480"/>
+      </w:pPr>
     </w:lvl>
     <w:lvl w:ilvl="2">
       <w:numFmt w:val="bullet"/>
-      <w:lvlText w:val=""/>
+      <w:lvlText w:val="•"/>
       <w:lvlJc w:val="left"/>
       <w:pPr>
-        <w:ind w:left="2160" w:hanging="360"/>
-      </w:pPr>
-      <w:rPr>
-        <w:rFonts w:ascii="Wingdings" w:hAnsi="Wingdings" w:cs="Wingdings" w:hint="default"/>
-      </w:rPr>
+        <w:ind w:left="2160" w:hanging="480"/>
+      </w:pPr>
     </w:lvl>
     <w:lvl w:ilvl="3">
       <w:numFmt w:val="bullet"/>
-      <w:lvlText w:val=""/>
+      <w:lvlText w:val="–"/>
       <w:lvlJc w:val="left"/>
       <w:pPr>
-        <w:ind w:left="2880" w:hanging="360"/>
-      </w:pPr>
-      <w:rPr>
-        <w:rFonts w:ascii="Symbol" w:hAnsi="Symbol" w:cs="Symbol" w:hint="default"/>
-      </w:rPr>
+        <w:ind w:left="2880" w:hanging="480"/>
+      </w:pPr>
     </w:lvl>
     <w:lvl w:ilvl="4">
       <w:numFmt w:val="bullet"/>
-      <w:lvlText w:val="o"/>
+      <w:lvlText w:val="•"/>
       <w:lvlJc w:val="left"/>
       <w:pPr>
-        <w:ind w:left="3600" w:hanging="360"/>
-      </w:pPr>
-      <w:rPr>
-        <w:rFonts w:ascii="Courier New" w:hAnsi="Courier New" w:cs="Courier New" w:hint="default"/>
-      </w:rPr>
+        <w:ind w:left="3600" w:hanging="480"/>
+      </w:pPr>
     </w:lvl>
     <w:lvl w:ilvl="5">
       <w:numFmt w:val="bullet"/>
-      <w:lvlText w:val=""/>
+      <w:lvlText w:val="–"/>
       <w:lvlJc w:val="left"/>
       <w:pPr>
-        <w:ind w:left="4320" w:hanging="360"/>
-      </w:pPr>
-      <w:rPr>
-        <w:rFonts w:ascii="Wingdings" w:hAnsi="Wingdings" w:cs="Wingdings" w:hint="default"/>
-      </w:rPr>
+        <w:ind w:left="4320" w:hanging="480"/>
+      </w:pPr>
     </w:lvl>
     <w:lvl w:ilvl="6">
       <w:numFmt w:val="bullet"/>
-      <w:lvlText w:val=""/>
+      <w:lvlText w:val="•"/>
       <w:lvlJc w:val="left"/>
       <w:pPr>
-        <w:ind w:left="5040" w:hanging="360"/>
-      </w:pPr>
-      <w:rPr>
-        <w:rFonts w:ascii="Symbol" w:hAnsi="Symbol" w:cs="Symbol" w:hint="default"/>
-      </w:rPr>
+        <w:ind w:left="5040" w:hanging="480"/>
+      </w:pPr>
     </w:lvl>
     <w:lvl w:ilvl="7">
       <w:numFmt w:val="bullet"/>
-      <w:lvlText w:val="o"/>
+      <w:lvlText w:val="–"/>
       <w:lvlJc w:val="left"/>
       <w:pPr>
-        <w:ind w:left="5760" w:hanging="360"/>
-      </w:pPr>
-      <w:rPr>
-        <w:rFonts w:ascii="Courier New" w:hAnsi="Courier New" w:cs="Courier New" w:hint="default"/>
-      </w:rPr>
+        <w:ind w:left="5760" w:hanging="480"/>
+      </w:pPr>
     </w:lvl>
     <w:lvl w:ilvl="8">
       <w:numFmt w:val="bullet"/>
-      <w:lvlText w:val=""/>
+      <w:lvlText w:val="•"/>
       <w:lvlJc w:val="left"/>
       <w:pPr>
-        <w:ind w:left="6480" w:hanging="360"/>
-      </w:pPr>
-      <w:rPr>
-        <w:rFonts w:ascii="Wingdings" w:hAnsi="Wingdings" w:cs="Wingdings" w:hint="default"/>
-      </w:rPr>
+        <w:ind w:left="6480" w:hanging="480"/>
+      </w:pPr>
     </w:lvl>
   </w:abstractNum>
   <w:num w:numId="1000">
@@ -5258,8 +5263,8 @@
     <w:name w:val="KeywordTok"/>
     <w:basedOn w:val="VerbatimChar"/>
     <w:rPr>
+      <w:color w:val="007020"/>
       <w:b/>
-      <w:color w:val="007020"/>
     </w:rPr>
   </w:style>
   <w:style w:type="character" w:customStyle="1" w:styleId="DataTypeTok">
@@ -5336,42 +5341,42 @@
     <w:name w:val="ImportTok"/>
     <w:basedOn w:val="VerbatimChar"/>
     <w:rPr>
+      <w:color w:val="008000"/>
       <w:b/>
-      <w:color w:val="008000"/>
     </w:rPr>
   </w:style>
   <w:style w:type="character" w:customStyle="1" w:styleId="CommentTok">
     <w:name w:val="CommentTok"/>
     <w:basedOn w:val="VerbatimChar"/>
     <w:rPr>
+      <w:color w:val="60a0b0"/>
       <w:i/>
-      <w:color w:val="60a0b0"/>
     </w:rPr>
   </w:style>
   <w:style w:type="character" w:customStyle="1" w:styleId="DocumentationTok">
     <w:name w:val="DocumentationTok"/>
     <w:basedOn w:val="VerbatimChar"/>
     <w:rPr>
+      <w:color w:val="ba2121"/>
       <w:i/>
-      <w:color w:val="ba2121"/>
     </w:rPr>
   </w:style>
   <w:style w:type="character" w:customStyle="1" w:styleId="AnnotationTok">
     <w:name w:val="AnnotationTok"/>
     <w:basedOn w:val="VerbatimChar"/>
     <w:rPr>
+      <w:color w:val="60a0b0"/>
       <w:b/>
       <w:i/>
-      <w:color w:val="60a0b0"/>
     </w:rPr>
   </w:style>
   <w:style w:type="character" w:customStyle="1" w:styleId="CommentVarTok">
     <w:name w:val="CommentVarTok"/>
     <w:basedOn w:val="VerbatimChar"/>
     <w:rPr>
+      <w:color w:val="60a0b0"/>
       <w:b/>
       <w:i/>
-      <w:color w:val="60a0b0"/>
     </w:rPr>
   </w:style>
   <w:style w:type="character" w:customStyle="1" w:styleId="OtherTok">
@@ -5399,8 +5404,8 @@
     <w:name w:val="ControlFlowTok"/>
     <w:basedOn w:val="VerbatimChar"/>
     <w:rPr>
+      <w:color w:val="007020"/>
       <w:b/>
-      <w:color w:val="007020"/>
     </w:rPr>
   </w:style>
   <w:style w:type="character" w:customStyle="1" w:styleId="OperatorTok">
@@ -5445,34 +5450,34 @@
     <w:name w:val="InformationTok"/>
     <w:basedOn w:val="VerbatimChar"/>
     <w:rPr>
+      <w:color w:val="60a0b0"/>
       <w:b/>
       <w:i/>
-      <w:color w:val="60a0b0"/>
     </w:rPr>
   </w:style>
   <w:style w:type="character" w:customStyle="1" w:styleId="WarningTok">
     <w:name w:val="WarningTok"/>
     <w:basedOn w:val="VerbatimChar"/>
     <w:rPr>
+      <w:color w:val="60a0b0"/>
       <w:b/>
       <w:i/>
-      <w:color w:val="60a0b0"/>
     </w:rPr>
   </w:style>
   <w:style w:type="character" w:customStyle="1" w:styleId="AlertTok">
     <w:name w:val="AlertTok"/>
     <w:basedOn w:val="VerbatimChar"/>
     <w:rPr>
+      <w:color w:val="ff0000"/>
       <w:b/>
-      <w:color w:val="ff0000"/>
     </w:rPr>
   </w:style>
   <w:style w:type="character" w:customStyle="1" w:styleId="ErrorTok">
     <w:name w:val="ErrorTok"/>
     <w:basedOn w:val="VerbatimChar"/>
     <w:rPr>
+      <w:color w:val="ff0000"/>
       <w:b/>
-      <w:color w:val="ff0000"/>
     </w:rPr>
   </w:style>
   <w:style w:type="character" w:customStyle="1" w:styleId="NormalTok">
